--- a/FSD - Designing a Dynamic Frontend with React/FSD - Designing a Dynamic Frontend with React Day 10 - 20-03-2026.docx
+++ b/FSD - Designing a Dynamic Frontend with React/FSD - Designing a Dynamic Frontend with React Day 10 - 20-03-2026.docx
@@ -146,16 +146,2184 @@
           <w:lang w:val="en-US"/>
         </w:rPr>
       </w:pPr>
-    </w:p>
-    <w:p>
-      <w:pPr>
-        <w:rPr>
-          <w:lang w:val="en-US"/>
-        </w:rPr>
-      </w:pPr>
-    </w:p>
-    <w:p>
-      <w:pPr>
+      <w:r>
+        <w:rPr>
+          <w:lang w:val="en-US"/>
+        </w:rPr>
+        <w:t xml:space="preserve">Routing </w:t>
+      </w:r>
+      <w:proofErr w:type="gramStart"/>
+      <w:r>
+        <w:rPr>
+          <w:lang w:val="en-US"/>
+        </w:rPr>
+        <w:t>help</w:t>
+      </w:r>
+      <w:proofErr w:type="gramEnd"/>
+      <w:r>
+        <w:rPr>
+          <w:lang w:val="en-US"/>
+        </w:rPr>
+        <w:t xml:space="preserve"> us to re-direct from one component JSX code to another component JSX code without loading whole page. </w:t>
+      </w:r>
+    </w:p>
+    <w:p>
+      <w:pPr>
+        <w:rPr>
+          <w:lang w:val="en-US"/>
+        </w:rPr>
+      </w:pPr>
+      <w:r>
+        <w:rPr>
+          <w:lang w:val="en-US"/>
+        </w:rPr>
+        <w:t xml:space="preserve">Normal html </w:t>
+      </w:r>
+    </w:p>
+    <w:p>
+      <w:pPr>
+        <w:rPr>
+          <w:lang w:val="en-US"/>
+        </w:rPr>
+      </w:pPr>
+      <w:r>
+        <w:rPr>
+          <w:highlight w:val="yellow"/>
+          <w:lang w:val="en-US"/>
+        </w:rPr>
+        <w:t xml:space="preserve">Index.html </w:t>
+      </w:r>
+      <w:r>
+        <w:rPr>
+          <w:highlight w:val="yellow"/>
+          <w:lang w:val="en-US"/>
+        </w:rPr>
+        <w:tab/>
+      </w:r>
+      <w:r>
+        <w:rPr>
+          <w:highlight w:val="yellow"/>
+          <w:lang w:val="en-US"/>
+        </w:rPr>
+        <w:tab/>
+      </w:r>
+      <w:r>
+        <w:rPr>
+          <w:highlight w:val="yellow"/>
+          <w:lang w:val="en-US"/>
+        </w:rPr>
+        <w:tab/>
+      </w:r>
+      <w:r>
+        <w:rPr>
+          <w:highlight w:val="yellow"/>
+          <w:lang w:val="en-US"/>
+        </w:rPr>
+        <w:tab/>
+      </w:r>
+      <w:r>
+        <w:rPr>
+          <w:highlight w:val="yellow"/>
+          <w:lang w:val="en-US"/>
+        </w:rPr>
+        <w:tab/>
+      </w:r>
+      <w:r>
+        <w:rPr>
+          <w:highlight w:val="yellow"/>
+          <w:lang w:val="en-US"/>
+        </w:rPr>
+        <w:tab/>
+      </w:r>
+      <w:r>
+        <w:rPr>
+          <w:highlight w:val="yellow"/>
+          <w:lang w:val="en-US"/>
+        </w:rPr>
+        <w:tab/>
+        <w:t>welcome.html</w:t>
+      </w:r>
+      <w:r>
+        <w:rPr>
+          <w:lang w:val="en-US"/>
+        </w:rPr>
+        <w:t xml:space="preserve"> </w:t>
+      </w:r>
+    </w:p>
+    <w:p>
+      <w:pPr>
+        <w:rPr>
+          <w:lang w:val="en-US"/>
+        </w:rPr>
+      </w:pPr>
+      <w:r>
+        <w:rPr>
+          <w:lang w:val="en-US"/>
+        </w:rPr>
+        <w:t xml:space="preserve">&lt;a </w:t>
+      </w:r>
+      <w:proofErr w:type="spellStart"/>
+      <w:r>
+        <w:rPr>
+          <w:lang w:val="en-US"/>
+        </w:rPr>
+        <w:t>href</w:t>
+      </w:r>
+      <w:proofErr w:type="spellEnd"/>
+      <w:proofErr w:type="gramStart"/>
+      <w:r>
+        <w:rPr>
+          <w:lang w:val="en-US"/>
+        </w:rPr>
+        <w:t>=”welcome.html</w:t>
+      </w:r>
+      <w:proofErr w:type="gramEnd"/>
+      <w:r>
+        <w:rPr>
+          <w:lang w:val="en-US"/>
+        </w:rPr>
+        <w:t>”&gt;Click Here&gt;&lt;/a&gt;</w:t>
+      </w:r>
+    </w:p>
+    <w:p>
+      <w:pPr>
+        <w:rPr>
+          <w:lang w:val="en-US"/>
+        </w:rPr>
+      </w:pPr>
+      <w:proofErr w:type="gramStart"/>
+      <w:r>
+        <w:rPr>
+          <w:lang w:val="en-US"/>
+        </w:rPr>
+        <w:t>Form</w:t>
+      </w:r>
+      <w:proofErr w:type="gramEnd"/>
+      <w:r>
+        <w:rPr>
+          <w:lang w:val="en-US"/>
+        </w:rPr>
+        <w:t xml:space="preserve"> with action </w:t>
+      </w:r>
+    </w:p>
+    <w:p>
+      <w:pPr>
+        <w:rPr>
+          <w:lang w:val="en-US"/>
+        </w:rPr>
+      </w:pPr>
+      <w:r>
+        <w:rPr>
+          <w:lang w:val="en-US"/>
+        </w:rPr>
+        <w:t xml:space="preserve">Using JS </w:t>
+      </w:r>
+    </w:p>
+    <w:p>
+      <w:pPr>
+        <w:rPr>
+          <w:lang w:val="en-US"/>
+        </w:rPr>
+      </w:pPr>
+      <w:r>
+        <w:rPr>
+          <w:lang w:val="en-US"/>
+        </w:rPr>
+        <w:t xml:space="preserve">React routing </w:t>
+      </w:r>
+      <w:proofErr w:type="gramStart"/>
+      <w:r>
+        <w:rPr>
+          <w:lang w:val="en-US"/>
+        </w:rPr>
+        <w:t>help</w:t>
+      </w:r>
+      <w:proofErr w:type="gramEnd"/>
+      <w:r>
+        <w:rPr>
+          <w:lang w:val="en-US"/>
+        </w:rPr>
+        <w:t xml:space="preserve"> to navigate one component to another </w:t>
+      </w:r>
+      <w:proofErr w:type="gramStart"/>
+      <w:r>
+        <w:rPr>
+          <w:lang w:val="en-US"/>
+        </w:rPr>
+        <w:t>components</w:t>
+      </w:r>
+      <w:proofErr w:type="gramEnd"/>
+      <w:r>
+        <w:rPr>
+          <w:lang w:val="en-US"/>
+        </w:rPr>
+        <w:t xml:space="preserve"> JSX code. </w:t>
+      </w:r>
+    </w:p>
+    <w:p>
+      <w:pPr>
+        <w:rPr>
+          <w:lang w:val="en-US"/>
+        </w:rPr>
+      </w:pPr>
+      <w:r>
+        <w:rPr>
+          <w:lang w:val="en-US"/>
+        </w:rPr>
+        <w:t xml:space="preserve">If we need routing features in react </w:t>
+      </w:r>
+      <w:proofErr w:type="gramStart"/>
+      <w:r>
+        <w:rPr>
+          <w:lang w:val="en-US"/>
+        </w:rPr>
+        <w:t>JS</w:t>
+      </w:r>
+      <w:proofErr w:type="gramEnd"/>
+      <w:r>
+        <w:rPr>
+          <w:lang w:val="en-US"/>
+        </w:rPr>
+        <w:t xml:space="preserve"> we need to install routing module </w:t>
+      </w:r>
+    </w:p>
+    <w:p>
+      <w:pPr>
+        <w:rPr>
+          <w:lang w:val="en-US"/>
+        </w:rPr>
+      </w:pPr>
+      <w:proofErr w:type="spellStart"/>
+      <w:r>
+        <w:rPr>
+          <w:lang w:val="en-US"/>
+        </w:rPr>
+        <w:t>n</w:t>
+      </w:r>
+      <w:r>
+        <w:rPr>
+          <w:lang w:val="en-US"/>
+        </w:rPr>
+        <w:t>pm</w:t>
+      </w:r>
+      <w:proofErr w:type="spellEnd"/>
+      <w:r>
+        <w:rPr>
+          <w:lang w:val="en-US"/>
+        </w:rPr>
+        <w:t xml:space="preserve"> create </w:t>
+      </w:r>
+      <w:proofErr w:type="spellStart"/>
+      <w:r>
+        <w:rPr>
+          <w:lang w:val="en-US"/>
+        </w:rPr>
+        <w:t>vite@latest</w:t>
+      </w:r>
+      <w:proofErr w:type="spellEnd"/>
+      <w:r>
+        <w:rPr>
+          <w:lang w:val="en-US"/>
+        </w:rPr>
+        <w:t xml:space="preserve"> react-routing-example </w:t>
+      </w:r>
+    </w:p>
+    <w:p>
+      <w:pPr>
+        <w:rPr>
+          <w:lang w:val="en-US"/>
+        </w:rPr>
+      </w:pPr>
+      <w:r>
+        <w:rPr>
+          <w:lang w:val="en-US"/>
+        </w:rPr>
+        <w:t xml:space="preserve">cd </w:t>
+      </w:r>
+      <w:r>
+        <w:rPr>
+          <w:lang w:val="en-US"/>
+        </w:rPr>
+        <w:t>react-routing-example</w:t>
+      </w:r>
+    </w:p>
+    <w:p>
+      <w:pPr>
+        <w:rPr>
+          <w:lang w:val="en-US"/>
+        </w:rPr>
+      </w:pPr>
+      <w:proofErr w:type="spellStart"/>
+      <w:r>
+        <w:rPr>
+          <w:lang w:val="en-US"/>
+        </w:rPr>
+        <w:t>npm</w:t>
+      </w:r>
+      <w:proofErr w:type="spellEnd"/>
+      <w:r>
+        <w:rPr>
+          <w:lang w:val="en-US"/>
+        </w:rPr>
+        <w:t xml:space="preserve"> install </w:t>
+      </w:r>
+    </w:p>
+    <w:p>
+      <w:pPr>
+        <w:rPr>
+          <w:lang w:val="en-US"/>
+        </w:rPr>
+      </w:pPr>
+      <w:proofErr w:type="spellStart"/>
+      <w:r>
+        <w:rPr>
+          <w:lang w:val="en-US"/>
+        </w:rPr>
+        <w:t>npm</w:t>
+      </w:r>
+      <w:proofErr w:type="spellEnd"/>
+      <w:r>
+        <w:rPr>
+          <w:lang w:val="en-US"/>
+        </w:rPr>
+        <w:t xml:space="preserve"> install </w:t>
+      </w:r>
+      <w:r>
+        <w:rPr>
+          <w:highlight w:val="yellow"/>
+          <w:lang w:val="en-US"/>
+        </w:rPr>
+        <w:t>react-router-</w:t>
+      </w:r>
+      <w:proofErr w:type="spellStart"/>
+      <w:r>
+        <w:rPr>
+          <w:highlight w:val="yellow"/>
+          <w:lang w:val="en-US"/>
+        </w:rPr>
+        <w:t>dom</w:t>
+      </w:r>
+      <w:proofErr w:type="spellEnd"/>
+      <w:r>
+        <w:rPr>
+          <w:lang w:val="en-US"/>
+        </w:rPr>
+        <w:t xml:space="preserve"> </w:t>
+      </w:r>
+    </w:p>
+    <w:p>
+      <w:pPr>
+        <w:rPr>
+          <w:lang w:val="en-US"/>
+        </w:rPr>
+      </w:pPr>
+    </w:p>
+    <w:p>
+      <w:pPr>
+        <w:rPr>
+          <w:lang w:val="en-US"/>
+        </w:rPr>
+      </w:pPr>
+      <w:r>
+        <w:rPr>
+          <w:lang w:val="en-US"/>
+        </w:rPr>
+        <w:t xml:space="preserve">routing component </w:t>
+      </w:r>
+    </w:p>
+    <w:p>
+      <w:pPr>
+        <w:pStyle w:val="ListParagraph"/>
+        <w:numPr>
+          <w:ilvl w:val="0"/>
+          <w:numId w:val="15"/>
+        </w:numPr>
+        <w:rPr>
+          <w:lang w:val="en-US"/>
+        </w:rPr>
+      </w:pPr>
+      <w:proofErr w:type="gramStart"/>
+      <w:r>
+        <w:rPr>
+          <w:highlight w:val="yellow"/>
+          <w:lang w:val="en-US"/>
+        </w:rPr>
+        <w:t>Routes</w:t>
+      </w:r>
+      <w:r>
+        <w:rPr>
+          <w:lang w:val="en-US"/>
+        </w:rPr>
+        <w:t xml:space="preserve"> :</w:t>
+      </w:r>
+      <w:proofErr w:type="gramEnd"/>
+      <w:r>
+        <w:rPr>
+          <w:lang w:val="en-US"/>
+        </w:rPr>
+        <w:t xml:space="preserve"> Routes is a </w:t>
+      </w:r>
+      <w:proofErr w:type="spellStart"/>
+      <w:proofErr w:type="gramStart"/>
+      <w:r>
+        <w:rPr>
+          <w:lang w:val="en-US"/>
+        </w:rPr>
+        <w:t>pre defined</w:t>
+      </w:r>
+      <w:proofErr w:type="spellEnd"/>
+      <w:proofErr w:type="gramEnd"/>
+      <w:r>
+        <w:rPr>
+          <w:lang w:val="en-US"/>
+        </w:rPr>
+        <w:t xml:space="preserve"> API which </w:t>
+      </w:r>
+      <w:proofErr w:type="gramStart"/>
+      <w:r>
+        <w:rPr>
+          <w:lang w:val="en-US"/>
+        </w:rPr>
+        <w:t>help</w:t>
+      </w:r>
+      <w:proofErr w:type="gramEnd"/>
+      <w:r>
+        <w:rPr>
+          <w:lang w:val="en-US"/>
+        </w:rPr>
+        <w:t xml:space="preserve"> to group more than one Route </w:t>
+      </w:r>
+      <w:proofErr w:type="gramStart"/>
+      <w:r>
+        <w:rPr>
+          <w:lang w:val="en-US"/>
+        </w:rPr>
+        <w:t>tags</w:t>
+      </w:r>
+      <w:proofErr w:type="gramEnd"/>
+      <w:r>
+        <w:rPr>
+          <w:lang w:val="en-US"/>
+        </w:rPr>
+        <w:t xml:space="preserve"> or </w:t>
+      </w:r>
+      <w:proofErr w:type="gramStart"/>
+      <w:r>
+        <w:rPr>
+          <w:lang w:val="en-US"/>
+        </w:rPr>
+        <w:t>elements</w:t>
+      </w:r>
+      <w:proofErr w:type="gramEnd"/>
+      <w:r>
+        <w:rPr>
+          <w:lang w:val="en-US"/>
+        </w:rPr>
+        <w:t xml:space="preserve">. </w:t>
+      </w:r>
+    </w:p>
+    <w:p>
+      <w:pPr>
+        <w:pStyle w:val="ListParagraph"/>
+        <w:numPr>
+          <w:ilvl w:val="0"/>
+          <w:numId w:val="15"/>
+        </w:numPr>
+        <w:rPr>
+          <w:highlight w:val="yellow"/>
+          <w:lang w:val="en-US"/>
+        </w:rPr>
+      </w:pPr>
+      <w:proofErr w:type="gramStart"/>
+      <w:r>
+        <w:rPr>
+          <w:highlight w:val="yellow"/>
+          <w:lang w:val="en-US"/>
+        </w:rPr>
+        <w:t>Route :</w:t>
+      </w:r>
+      <w:proofErr w:type="gramEnd"/>
+      <w:r>
+        <w:rPr>
+          <w:lang w:val="en-US"/>
+        </w:rPr>
+        <w:t xml:space="preserve"> Route</w:t>
+      </w:r>
+      <w:r>
+        <w:rPr>
+          <w:lang w:val="en-US"/>
+        </w:rPr>
+        <w:t xml:space="preserve"> is a </w:t>
+      </w:r>
+      <w:proofErr w:type="spellStart"/>
+      <w:proofErr w:type="gramStart"/>
+      <w:r>
+        <w:rPr>
+          <w:lang w:val="en-US"/>
+        </w:rPr>
+        <w:t>pre defined</w:t>
+      </w:r>
+      <w:proofErr w:type="spellEnd"/>
+      <w:proofErr w:type="gramEnd"/>
+      <w:r>
+        <w:rPr>
+          <w:lang w:val="en-US"/>
+        </w:rPr>
+        <w:t xml:space="preserve"> API which </w:t>
+      </w:r>
+      <w:proofErr w:type="gramStart"/>
+      <w:r>
+        <w:rPr>
+          <w:lang w:val="en-US"/>
+        </w:rPr>
+        <w:t>provide</w:t>
+      </w:r>
+      <w:proofErr w:type="gramEnd"/>
+      <w:r>
+        <w:rPr>
+          <w:lang w:val="en-US"/>
+        </w:rPr>
+        <w:t xml:space="preserve"> information about specific </w:t>
+      </w:r>
+      <w:proofErr w:type="gramStart"/>
+      <w:r>
+        <w:rPr>
+          <w:lang w:val="en-US"/>
+        </w:rPr>
+        <w:t>component</w:t>
+      </w:r>
+      <w:proofErr w:type="gramEnd"/>
+      <w:r>
+        <w:rPr>
+          <w:lang w:val="en-US"/>
+        </w:rPr>
+        <w:t xml:space="preserve"> using </w:t>
+      </w:r>
+      <w:proofErr w:type="gramStart"/>
+      <w:r>
+        <w:rPr>
+          <w:lang w:val="en-US"/>
+        </w:rPr>
+        <w:t>attribute</w:t>
+      </w:r>
+      <w:proofErr w:type="gramEnd"/>
+      <w:r>
+        <w:rPr>
+          <w:lang w:val="en-US"/>
+        </w:rPr>
+        <w:t xml:space="preserve"> as path and elements. </w:t>
+      </w:r>
+    </w:p>
+    <w:p>
+      <w:pPr>
+        <w:rPr>
+          <w:highlight w:val="yellow"/>
+          <w:lang w:val="en-US"/>
+        </w:rPr>
+      </w:pPr>
+    </w:p>
+    <w:p>
+      <w:pPr>
+        <w:rPr>
+          <w:highlight w:val="yellow"/>
+          <w:lang w:val="en-US"/>
+        </w:rPr>
+      </w:pPr>
+    </w:p>
+    <w:p>
+      <w:pPr>
+        <w:rPr>
+          <w:highlight w:val="yellow"/>
+          <w:lang w:val="en-US"/>
+        </w:rPr>
+      </w:pPr>
+      <w:r>
+        <w:rPr>
+          <w:highlight w:val="yellow"/>
+          <w:lang w:val="en-US"/>
+        </w:rPr>
+        <w:t xml:space="preserve">Nested routing </w:t>
+      </w:r>
+    </w:p>
+    <w:p>
+      <w:pPr>
+        <w:rPr>
+          <w:lang w:val="en-US"/>
+        </w:rPr>
+      </w:pPr>
+      <w:r>
+        <w:rPr>
+          <w:highlight w:val="yellow"/>
+          <w:lang w:val="en-US"/>
+        </w:rPr>
+        <w:t>&lt;Outlet/&gt;</w:t>
+      </w:r>
+      <w:r>
+        <w:rPr>
+          <w:lang w:val="en-US"/>
+        </w:rPr>
+        <w:t xml:space="preserve"> it is </w:t>
+      </w:r>
+      <w:proofErr w:type="spellStart"/>
+      <w:proofErr w:type="gramStart"/>
+      <w:r>
+        <w:rPr>
+          <w:lang w:val="en-US"/>
+        </w:rPr>
+        <w:t>pre defined</w:t>
+      </w:r>
+      <w:proofErr w:type="spellEnd"/>
+      <w:proofErr w:type="gramEnd"/>
+      <w:r>
+        <w:rPr>
+          <w:lang w:val="en-US"/>
+        </w:rPr>
+        <w:t xml:space="preserve"> tags provided by react </w:t>
+      </w:r>
+      <w:proofErr w:type="spellStart"/>
+      <w:r>
+        <w:rPr>
+          <w:lang w:val="en-US"/>
+        </w:rPr>
+        <w:t>js</w:t>
+      </w:r>
+      <w:proofErr w:type="spellEnd"/>
+      <w:r>
+        <w:rPr>
+          <w:lang w:val="en-US"/>
+        </w:rPr>
+        <w:t xml:space="preserve">. Which is </w:t>
+      </w:r>
+      <w:proofErr w:type="gramStart"/>
+      <w:r>
+        <w:rPr>
+          <w:lang w:val="en-US"/>
+        </w:rPr>
+        <w:t>use</w:t>
+      </w:r>
+      <w:proofErr w:type="gramEnd"/>
+      <w:r>
+        <w:rPr>
+          <w:lang w:val="en-US"/>
+        </w:rPr>
+        <w:t xml:space="preserve"> as place holder for sub or nested routing component JSX code. </w:t>
+      </w:r>
+    </w:p>
+    <w:p>
+      <w:pPr>
+        <w:rPr>
+          <w:lang w:val="en-US"/>
+        </w:rPr>
+      </w:pPr>
+    </w:p>
+    <w:p>
+      <w:pPr>
+        <w:rPr>
+          <w:lang w:val="en-US"/>
+        </w:rPr>
+      </w:pPr>
+      <w:proofErr w:type="gramStart"/>
+      <w:r>
+        <w:rPr>
+          <w:highlight w:val="yellow"/>
+          <w:lang w:val="en-US"/>
+        </w:rPr>
+        <w:lastRenderedPageBreak/>
+        <w:t>Testing :</w:t>
+      </w:r>
+      <w:proofErr w:type="gramEnd"/>
+      <w:r>
+        <w:rPr>
+          <w:lang w:val="en-US"/>
+        </w:rPr>
+        <w:t xml:space="preserve"> Testing is </w:t>
+      </w:r>
+      <w:proofErr w:type="gramStart"/>
+      <w:r>
+        <w:rPr>
+          <w:lang w:val="en-US"/>
+        </w:rPr>
+        <w:t>use</w:t>
+      </w:r>
+      <w:proofErr w:type="gramEnd"/>
+      <w:r>
+        <w:rPr>
+          <w:lang w:val="en-US"/>
+        </w:rPr>
+        <w:t xml:space="preserve"> to find the defect or error or bugs in the application. </w:t>
+      </w:r>
+    </w:p>
+    <w:p>
+      <w:pPr>
+        <w:rPr>
+          <w:lang w:val="en-US"/>
+        </w:rPr>
+      </w:pPr>
+      <w:r>
+        <w:rPr>
+          <w:lang w:val="en-US"/>
+        </w:rPr>
+        <w:t xml:space="preserve">Once you develop any application small module we need to test that module without main file. </w:t>
+      </w:r>
+    </w:p>
+    <w:p>
+      <w:pPr>
+        <w:rPr>
+          <w:lang w:val="en-US"/>
+        </w:rPr>
+      </w:pPr>
+    </w:p>
+    <w:p>
+      <w:pPr>
+        <w:rPr>
+          <w:lang w:val="en-US"/>
+        </w:rPr>
+      </w:pPr>
+      <w:r>
+        <w:rPr>
+          <w:lang w:val="en-US"/>
+        </w:rPr>
+        <w:t xml:space="preserve">Testing </w:t>
+      </w:r>
+      <w:proofErr w:type="gramStart"/>
+      <w:r>
+        <w:rPr>
+          <w:lang w:val="en-US"/>
+        </w:rPr>
+        <w:t>mainly</w:t>
+      </w:r>
+      <w:proofErr w:type="gramEnd"/>
+      <w:r>
+        <w:rPr>
+          <w:lang w:val="en-US"/>
+        </w:rPr>
+        <w:t xml:space="preserve"> divided into 2 types. </w:t>
+      </w:r>
+    </w:p>
+    <w:p>
+      <w:pPr>
+        <w:pStyle w:val="ListParagraph"/>
+        <w:numPr>
+          <w:ilvl w:val="0"/>
+          <w:numId w:val="16"/>
+        </w:numPr>
+        <w:rPr>
+          <w:lang w:val="en-US"/>
+        </w:rPr>
+      </w:pPr>
+      <w:r>
+        <w:rPr>
+          <w:lang w:val="en-US"/>
+        </w:rPr>
+        <w:t xml:space="preserve">Black box testing </w:t>
+      </w:r>
+    </w:p>
+    <w:p>
+      <w:pPr>
+        <w:pStyle w:val="ListParagraph"/>
+        <w:rPr>
+          <w:lang w:val="en-US"/>
+        </w:rPr>
+      </w:pPr>
+    </w:p>
+    <w:p>
+      <w:pPr>
+        <w:pStyle w:val="ListParagraph"/>
+        <w:rPr>
+          <w:lang w:val="en-US"/>
+        </w:rPr>
+      </w:pPr>
+    </w:p>
+    <w:p>
+      <w:pPr>
+        <w:pStyle w:val="ListParagraph"/>
+        <w:rPr>
+          <w:lang w:val="en-US"/>
+        </w:rPr>
+      </w:pPr>
+      <w:r>
+        <w:rPr>
+          <w:highlight w:val="yellow"/>
+          <w:lang w:val="en-US"/>
+        </w:rPr>
+        <w:t>Input</w:t>
+      </w:r>
+      <w:r>
+        <w:rPr>
+          <w:lang w:val="en-US"/>
+        </w:rPr>
+        <w:t xml:space="preserve"> </w:t>
+      </w:r>
+      <w:r>
+        <w:rPr>
+          <w:lang w:val="en-US"/>
+        </w:rPr>
+        <w:tab/>
+      </w:r>
+      <w:r>
+        <w:rPr>
+          <w:lang w:val="en-US"/>
+        </w:rPr>
+        <w:tab/>
+      </w:r>
+      <w:r>
+        <w:rPr>
+          <w:lang w:val="en-US"/>
+        </w:rPr>
+        <w:tab/>
+      </w:r>
+      <w:r>
+        <w:rPr>
+          <w:lang w:val="en-US"/>
+        </w:rPr>
+        <w:tab/>
+      </w:r>
+      <w:r>
+        <w:rPr>
+          <w:lang w:val="en-US"/>
+        </w:rPr>
+        <w:tab/>
+        <w:t xml:space="preserve">Process </w:t>
+      </w:r>
+      <w:r>
+        <w:rPr>
+          <w:lang w:val="en-US"/>
+        </w:rPr>
+        <w:tab/>
+      </w:r>
+      <w:r>
+        <w:rPr>
+          <w:lang w:val="en-US"/>
+        </w:rPr>
+        <w:tab/>
+      </w:r>
+      <w:r>
+        <w:rPr>
+          <w:lang w:val="en-US"/>
+        </w:rPr>
+        <w:tab/>
+      </w:r>
+      <w:r>
+        <w:rPr>
+          <w:highlight w:val="yellow"/>
+          <w:lang w:val="en-US"/>
+        </w:rPr>
+        <w:t>Output</w:t>
+      </w:r>
+      <w:r>
+        <w:rPr>
+          <w:lang w:val="en-US"/>
+        </w:rPr>
+        <w:t xml:space="preserve"> </w:t>
+      </w:r>
+    </w:p>
+    <w:p>
+      <w:pPr>
+        <w:pStyle w:val="ListParagraph"/>
+        <w:rPr>
+          <w:lang w:val="en-US"/>
+        </w:rPr>
+      </w:pPr>
+    </w:p>
+    <w:p>
+      <w:pPr>
+        <w:pStyle w:val="ListParagraph"/>
+        <w:numPr>
+          <w:ilvl w:val="0"/>
+          <w:numId w:val="16"/>
+        </w:numPr>
+        <w:rPr>
+          <w:lang w:val="en-US"/>
+        </w:rPr>
+      </w:pPr>
+      <w:r>
+        <w:rPr>
+          <w:lang w:val="en-US"/>
+        </w:rPr>
+        <w:t xml:space="preserve">White box testing </w:t>
+      </w:r>
+    </w:p>
+    <w:p>
+      <w:pPr>
+        <w:ind w:left="360"/>
+        <w:rPr>
+          <w:lang w:val="en-US"/>
+        </w:rPr>
+      </w:pPr>
+    </w:p>
+    <w:p>
+      <w:pPr>
+        <w:ind w:left="720"/>
+        <w:rPr>
+          <w:lang w:val="en-US"/>
+        </w:rPr>
+      </w:pPr>
+      <w:r>
+        <w:rPr>
+          <w:highlight w:val="yellow"/>
+          <w:lang w:val="en-US"/>
+        </w:rPr>
+        <w:t xml:space="preserve">Input </w:t>
+      </w:r>
+      <w:r>
+        <w:rPr>
+          <w:highlight w:val="yellow"/>
+          <w:lang w:val="en-US"/>
+        </w:rPr>
+        <w:tab/>
+      </w:r>
+      <w:r>
+        <w:rPr>
+          <w:highlight w:val="yellow"/>
+          <w:lang w:val="en-US"/>
+        </w:rPr>
+        <w:tab/>
+      </w:r>
+      <w:r>
+        <w:rPr>
+          <w:highlight w:val="yellow"/>
+          <w:lang w:val="en-US"/>
+        </w:rPr>
+        <w:tab/>
+      </w:r>
+      <w:r>
+        <w:rPr>
+          <w:highlight w:val="yellow"/>
+          <w:lang w:val="en-US"/>
+        </w:rPr>
+        <w:tab/>
+      </w:r>
+      <w:r>
+        <w:rPr>
+          <w:highlight w:val="yellow"/>
+          <w:lang w:val="en-US"/>
+        </w:rPr>
+        <w:tab/>
+        <w:t>Process</w:t>
+      </w:r>
+      <w:r>
+        <w:rPr>
+          <w:highlight w:val="yellow"/>
+          <w:lang w:val="en-US"/>
+        </w:rPr>
+        <w:tab/>
+      </w:r>
+      <w:r>
+        <w:rPr>
+          <w:highlight w:val="yellow"/>
+          <w:lang w:val="en-US"/>
+        </w:rPr>
+        <w:tab/>
+      </w:r>
+      <w:r>
+        <w:rPr>
+          <w:highlight w:val="yellow"/>
+          <w:lang w:val="en-US"/>
+        </w:rPr>
+        <w:tab/>
+        <w:t>Output</w:t>
+      </w:r>
+      <w:r>
+        <w:rPr>
+          <w:lang w:val="en-US"/>
+        </w:rPr>
+        <w:t xml:space="preserve"> </w:t>
+      </w:r>
+    </w:p>
+    <w:p>
+      <w:pPr>
+        <w:ind w:left="720"/>
+        <w:rPr>
+          <w:lang w:val="en-US"/>
+        </w:rPr>
+      </w:pPr>
+    </w:p>
+    <w:p>
+      <w:pPr>
+        <w:ind w:left="360"/>
+        <w:rPr>
+          <w:lang w:val="en-US"/>
+        </w:rPr>
+      </w:pPr>
+      <w:r>
+        <w:rPr>
+          <w:lang w:val="en-US"/>
+        </w:rPr>
+        <w:t xml:space="preserve">These testing we can do manually or automation testing using automation tools. </w:t>
+      </w:r>
+    </w:p>
+    <w:p>
+      <w:pPr>
+        <w:ind w:left="360"/>
+        <w:rPr>
+          <w:lang w:val="en-US"/>
+        </w:rPr>
+      </w:pPr>
+    </w:p>
+    <w:p>
+      <w:pPr>
+        <w:ind w:left="360"/>
+        <w:rPr>
+          <w:lang w:val="en-US"/>
+        </w:rPr>
+      </w:pPr>
+      <w:r>
+        <w:rPr>
+          <w:lang w:val="en-US"/>
+        </w:rPr>
+        <w:t xml:space="preserve">UI Testing </w:t>
+      </w:r>
+    </w:p>
+    <w:p>
+      <w:pPr>
+        <w:ind w:left="360"/>
+        <w:rPr>
+          <w:lang w:val="en-US"/>
+        </w:rPr>
+      </w:pPr>
+      <w:r>
+        <w:rPr>
+          <w:lang w:val="en-US"/>
+        </w:rPr>
+        <w:t xml:space="preserve">Unit </w:t>
+      </w:r>
+      <w:proofErr w:type="gramStart"/>
+      <w:r>
+        <w:rPr>
+          <w:lang w:val="en-US"/>
+        </w:rPr>
+        <w:t>testing :</w:t>
+      </w:r>
+      <w:proofErr w:type="gramEnd"/>
+      <w:r>
+        <w:rPr>
+          <w:lang w:val="en-US"/>
+        </w:rPr>
+        <w:t xml:space="preserve"> Unit is smallest code run independently. The code </w:t>
+      </w:r>
+      <w:proofErr w:type="gramStart"/>
+      <w:r>
+        <w:rPr>
+          <w:lang w:val="en-US"/>
+        </w:rPr>
+        <w:t>written</w:t>
+      </w:r>
+      <w:proofErr w:type="gramEnd"/>
+      <w:r>
+        <w:rPr>
+          <w:lang w:val="en-US"/>
+        </w:rPr>
+        <w:t xml:space="preserve"> inside a function or </w:t>
+      </w:r>
+      <w:proofErr w:type="gramStart"/>
+      <w:r>
+        <w:rPr>
+          <w:lang w:val="en-US"/>
+        </w:rPr>
+        <w:t>methods</w:t>
+      </w:r>
+      <w:proofErr w:type="gramEnd"/>
+      <w:r>
+        <w:rPr>
+          <w:lang w:val="en-US"/>
+        </w:rPr>
+        <w:t xml:space="preserve">. Unit testing is a type of white box testing. </w:t>
+      </w:r>
+    </w:p>
+    <w:p>
+      <w:pPr>
+        <w:ind w:left="360"/>
+        <w:rPr>
+          <w:lang w:val="en-US"/>
+        </w:rPr>
+      </w:pPr>
+      <w:r>
+        <w:rPr>
+          <w:lang w:val="en-US"/>
+        </w:rPr>
+        <w:t xml:space="preserve">Testing framework for UI technologies </w:t>
+      </w:r>
+    </w:p>
+    <w:p>
+      <w:pPr>
+        <w:ind w:left="360"/>
+        <w:rPr>
+          <w:lang w:val="en-US"/>
+        </w:rPr>
+      </w:pPr>
+      <w:r>
+        <w:rPr>
+          <w:highlight w:val="yellow"/>
+          <w:lang w:val="en-US"/>
+        </w:rPr>
+        <w:t>Jasmine</w:t>
+      </w:r>
+      <w:r>
+        <w:rPr>
+          <w:lang w:val="en-US"/>
+        </w:rPr>
+        <w:t xml:space="preserve"> -&gt; testing </w:t>
+      </w:r>
+      <w:proofErr w:type="gramStart"/>
+      <w:r>
+        <w:rPr>
+          <w:lang w:val="en-US"/>
+        </w:rPr>
+        <w:t>framework .</w:t>
+      </w:r>
+      <w:proofErr w:type="gramEnd"/>
+      <w:r>
+        <w:rPr>
+          <w:lang w:val="en-US"/>
+        </w:rPr>
+        <w:t xml:space="preserve"> Angular Framework using Jasmine. </w:t>
+      </w:r>
+    </w:p>
+    <w:p>
+      <w:pPr>
+        <w:ind w:left="360"/>
+        <w:rPr>
+          <w:lang w:val="en-US"/>
+        </w:rPr>
+      </w:pPr>
+      <w:r>
+        <w:rPr>
+          <w:highlight w:val="yellow"/>
+          <w:lang w:val="en-US"/>
+        </w:rPr>
+        <w:t>Mocha with Chai</w:t>
+      </w:r>
+      <w:r>
+        <w:rPr>
+          <w:lang w:val="en-US"/>
+        </w:rPr>
+        <w:t xml:space="preserve"> </w:t>
+      </w:r>
+      <w:r>
+        <w:rPr>
+          <w:lang w:val="en-US"/>
+        </w:rPr>
+        <w:sym w:font="Wingdings" w:char="F0E0"/>
+      </w:r>
+      <w:r>
+        <w:rPr>
+          <w:lang w:val="en-US"/>
+        </w:rPr>
+        <w:t xml:space="preserve"> testing </w:t>
+      </w:r>
+      <w:proofErr w:type="gramStart"/>
+      <w:r>
+        <w:rPr>
+          <w:lang w:val="en-US"/>
+        </w:rPr>
+        <w:t>framework ,</w:t>
+      </w:r>
+      <w:proofErr w:type="gramEnd"/>
+      <w:r>
+        <w:rPr>
+          <w:lang w:val="en-US"/>
+        </w:rPr>
+        <w:t xml:space="preserve"> Node </w:t>
+      </w:r>
+      <w:proofErr w:type="spellStart"/>
+      <w:r>
+        <w:rPr>
+          <w:lang w:val="en-US"/>
+        </w:rPr>
+        <w:t>js</w:t>
+      </w:r>
+      <w:proofErr w:type="spellEnd"/>
+      <w:r>
+        <w:rPr>
+          <w:lang w:val="en-US"/>
+        </w:rPr>
+        <w:t xml:space="preserve"> we use Mocha with Chai </w:t>
+      </w:r>
+    </w:p>
+    <w:p>
+      <w:pPr>
+        <w:ind w:left="360"/>
+        <w:rPr>
+          <w:lang w:val="en-US"/>
+        </w:rPr>
+      </w:pPr>
+      <w:r>
+        <w:rPr>
+          <w:highlight w:val="yellow"/>
+          <w:lang w:val="en-US"/>
+        </w:rPr>
+        <w:t>JEST testing framework</w:t>
+      </w:r>
+      <w:r>
+        <w:rPr>
+          <w:lang w:val="en-US"/>
+        </w:rPr>
+        <w:t xml:space="preserve">-&gt;testing framework, React JS use </w:t>
+      </w:r>
+      <w:r>
+        <w:rPr>
+          <w:highlight w:val="yellow"/>
+          <w:lang w:val="en-US"/>
+        </w:rPr>
+        <w:t>JEST</w:t>
+      </w:r>
+    </w:p>
+    <w:p>
+      <w:pPr>
+        <w:ind w:left="360"/>
+        <w:rPr>
+          <w:lang w:val="en-US"/>
+        </w:rPr>
+      </w:pPr>
+    </w:p>
+    <w:p>
+      <w:pPr>
+        <w:ind w:left="360"/>
+        <w:rPr>
+          <w:lang w:val="en-US"/>
+        </w:rPr>
+      </w:pPr>
+      <w:r>
+        <w:rPr>
+          <w:lang w:val="en-US"/>
+        </w:rPr>
+        <w:t xml:space="preserve">JEST is third party testing framework provided by Facebook. </w:t>
+      </w:r>
+    </w:p>
+    <w:p>
+      <w:pPr>
+        <w:ind w:left="360"/>
+        <w:rPr>
+          <w:lang w:val="en-US"/>
+        </w:rPr>
+      </w:pPr>
+      <w:r>
+        <w:rPr>
+          <w:lang w:val="en-US"/>
+        </w:rPr>
+        <w:t xml:space="preserve">If we create react </w:t>
+      </w:r>
+      <w:proofErr w:type="spellStart"/>
+      <w:r>
+        <w:rPr>
+          <w:lang w:val="en-US"/>
+        </w:rPr>
+        <w:t>js</w:t>
+      </w:r>
+      <w:proofErr w:type="spellEnd"/>
+      <w:r>
+        <w:rPr>
+          <w:lang w:val="en-US"/>
+        </w:rPr>
+        <w:t xml:space="preserve"> project using </w:t>
+      </w:r>
+      <w:r>
+        <w:rPr>
+          <w:highlight w:val="yellow"/>
+          <w:lang w:val="en-US"/>
+        </w:rPr>
+        <w:t>create-react-app.</w:t>
+      </w:r>
+      <w:r>
+        <w:rPr>
+          <w:lang w:val="en-US"/>
+        </w:rPr>
+        <w:t xml:space="preserve"> By </w:t>
+      </w:r>
+      <w:proofErr w:type="gramStart"/>
+      <w:r>
+        <w:rPr>
+          <w:lang w:val="en-US"/>
+        </w:rPr>
+        <w:t>default</w:t>
+      </w:r>
+      <w:proofErr w:type="gramEnd"/>
+      <w:r>
+        <w:rPr>
+          <w:lang w:val="en-US"/>
+        </w:rPr>
+        <w:t xml:space="preserve"> all testing </w:t>
+      </w:r>
+      <w:proofErr w:type="gramStart"/>
+      <w:r>
+        <w:rPr>
+          <w:lang w:val="en-US"/>
+        </w:rPr>
+        <w:t>configuration</w:t>
+      </w:r>
+      <w:proofErr w:type="gramEnd"/>
+      <w:r>
+        <w:rPr>
+          <w:lang w:val="en-US"/>
+        </w:rPr>
+        <w:t xml:space="preserve"> provided by Facebook. </w:t>
+      </w:r>
+    </w:p>
+    <w:p>
+      <w:pPr>
+        <w:ind w:left="360"/>
+        <w:rPr>
+          <w:lang w:val="en-US"/>
+        </w:rPr>
+      </w:pPr>
+    </w:p>
+    <w:p>
+      <w:pPr>
+        <w:ind w:left="360"/>
+        <w:rPr>
+          <w:lang w:val="en-US"/>
+        </w:rPr>
+      </w:pPr>
+      <w:r>
+        <w:rPr>
+          <w:lang w:val="en-US"/>
+        </w:rPr>
+        <w:t xml:space="preserve">If we create react </w:t>
+      </w:r>
+      <w:proofErr w:type="spellStart"/>
+      <w:r>
+        <w:rPr>
+          <w:lang w:val="en-US"/>
+        </w:rPr>
+        <w:t>js</w:t>
+      </w:r>
+      <w:proofErr w:type="spellEnd"/>
+      <w:r>
+        <w:rPr>
+          <w:lang w:val="en-US"/>
+        </w:rPr>
+        <w:t xml:space="preserve"> project using </w:t>
+      </w:r>
+      <w:proofErr w:type="spellStart"/>
+      <w:r>
+        <w:rPr>
+          <w:highlight w:val="yellow"/>
+          <w:lang w:val="en-US"/>
+        </w:rPr>
+        <w:t>vite</w:t>
+      </w:r>
+      <w:proofErr w:type="spellEnd"/>
+      <w:r>
+        <w:rPr>
+          <w:highlight w:val="yellow"/>
+          <w:lang w:val="en-US"/>
+        </w:rPr>
+        <w:t xml:space="preserve"> framework</w:t>
+      </w:r>
+      <w:r>
+        <w:rPr>
+          <w:lang w:val="en-US"/>
+        </w:rPr>
+        <w:t xml:space="preserve">. We need to do configuration for testing library. </w:t>
+      </w:r>
+    </w:p>
+    <w:p>
+      <w:pPr>
+        <w:ind w:left="360"/>
+        <w:rPr>
+          <w:lang w:val="en-US"/>
+        </w:rPr>
+      </w:pPr>
+    </w:p>
+    <w:p>
+      <w:pPr>
+        <w:ind w:left="360"/>
+        <w:rPr>
+          <w:lang w:val="en-US"/>
+        </w:rPr>
+      </w:pPr>
+    </w:p>
+    <w:p>
+      <w:pPr>
+        <w:ind w:left="360"/>
+        <w:rPr>
+          <w:lang w:val="en-US"/>
+        </w:rPr>
+      </w:pPr>
+      <w:r>
+        <w:rPr>
+          <w:lang w:val="en-US"/>
+        </w:rPr>
+        <w:t xml:space="preserve">Creating simple testing react app using create-react-app (without </w:t>
+      </w:r>
+      <w:proofErr w:type="spellStart"/>
+      <w:r>
+        <w:rPr>
+          <w:lang w:val="en-US"/>
+        </w:rPr>
+        <w:t>vite</w:t>
+      </w:r>
+      <w:proofErr w:type="spellEnd"/>
+      <w:r>
+        <w:rPr>
+          <w:lang w:val="en-US"/>
+        </w:rPr>
+        <w:t xml:space="preserve"> framework).</w:t>
+      </w:r>
+    </w:p>
+    <w:p>
+      <w:pPr>
+        <w:ind w:left="360"/>
+        <w:rPr>
+          <w:lang w:val="en-US"/>
+        </w:rPr>
+      </w:pPr>
+    </w:p>
+    <w:p>
+      <w:pPr>
+        <w:ind w:left="360"/>
+        <w:rPr>
+          <w:b/>
+          <w:bCs/>
+          <w:lang w:val="en-US"/>
+        </w:rPr>
+      </w:pPr>
+      <w:proofErr w:type="spellStart"/>
+      <w:r>
+        <w:rPr>
+          <w:b/>
+          <w:bCs/>
+          <w:lang w:val="en-US"/>
+        </w:rPr>
+        <w:t>npx</w:t>
+      </w:r>
+      <w:proofErr w:type="spellEnd"/>
+      <w:r>
+        <w:rPr>
+          <w:b/>
+          <w:bCs/>
+          <w:lang w:val="en-US"/>
+        </w:rPr>
+        <w:t xml:space="preserve"> create-react-app react-testing-app</w:t>
+      </w:r>
+    </w:p>
+    <w:p>
+      <w:pPr>
+        <w:ind w:left="360"/>
+        <w:rPr>
+          <w:lang w:val="en-US"/>
+        </w:rPr>
+      </w:pPr>
+    </w:p>
+    <w:p>
+      <w:pPr>
+        <w:ind w:left="360"/>
+        <w:rPr>
+          <w:lang w:val="en-US"/>
+        </w:rPr>
+      </w:pPr>
+    </w:p>
+    <w:p>
+      <w:pPr>
+        <w:ind w:left="360"/>
+        <w:rPr>
+          <w:lang w:val="en-US"/>
+        </w:rPr>
+      </w:pPr>
+    </w:p>
+    <w:p>
+      <w:pPr>
+        <w:ind w:left="360"/>
+        <w:rPr>
+          <w:lang w:val="en-US"/>
+        </w:rPr>
+      </w:pPr>
+    </w:p>
+    <w:p>
+      <w:pPr>
+        <w:rPr>
+          <w:lang w:val="en-US"/>
+        </w:rPr>
+      </w:pPr>
+    </w:p>
+    <w:p>
+      <w:pPr>
+        <w:rPr>
+          <w:lang w:val="en-US"/>
+        </w:rPr>
+      </w:pPr>
+    </w:p>
+    <w:p>
+      <w:pPr>
+        <w:rPr>
+          <w:lang w:val="en-US"/>
+        </w:rPr>
+      </w:pPr>
+    </w:p>
+    <w:p>
+      <w:pPr>
+        <w:rPr>
+          <w:highlight w:val="yellow"/>
+          <w:lang w:val="en-US"/>
+        </w:rPr>
+      </w:pPr>
+    </w:p>
+    <w:p>
+      <w:pPr>
+        <w:rPr>
+          <w:highlight w:val="yellow"/>
+          <w:lang w:val="en-US"/>
+        </w:rPr>
+      </w:pPr>
+    </w:p>
+    <w:p>
+      <w:pPr>
+        <w:rPr>
+          <w:highlight w:val="yellow"/>
+          <w:lang w:val="en-US"/>
+        </w:rPr>
+      </w:pPr>
+    </w:p>
+    <w:p>
+      <w:pPr>
+        <w:rPr>
+          <w:highlight w:val="yellow"/>
+          <w:lang w:val="en-US"/>
+        </w:rPr>
+      </w:pPr>
+    </w:p>
+    <w:p>
+      <w:pPr>
+        <w:rPr>
+          <w:highlight w:val="yellow"/>
+          <w:lang w:val="en-US"/>
+        </w:rPr>
+      </w:pPr>
+    </w:p>
+    <w:p>
+      <w:pPr>
+        <w:rPr>
+          <w:highlight w:val="yellow"/>
+          <w:lang w:val="en-US"/>
+        </w:rPr>
+      </w:pPr>
+    </w:p>
+    <w:p>
+      <w:pPr>
+        <w:rPr>
+          <w:highlight w:val="yellow"/>
+          <w:lang w:val="en-US"/>
+        </w:rPr>
+      </w:pPr>
+      <w:r>
+        <w:rPr>
+          <w:highlight w:val="yellow"/>
+          <w:lang w:val="en-US"/>
+        </w:rPr>
+        <w:t>http://localhost:portNumber/</w:t>
+      </w:r>
+    </w:p>
+    <w:p>
+      <w:pPr>
+        <w:rPr>
+          <w:highlight w:val="yellow"/>
+          <w:lang w:val="en-US"/>
+        </w:rPr>
+      </w:pPr>
+      <w:r>
+        <w:rPr>
+          <w:highlight w:val="yellow"/>
+          <w:lang w:val="en-US"/>
+        </w:rPr>
+        <w:t>&lt;Routes&gt;</w:t>
+      </w:r>
+    </w:p>
+    <w:p>
+      <w:pPr>
+        <w:ind w:left="720"/>
+        <w:rPr>
+          <w:lang w:val="en-US"/>
+        </w:rPr>
+      </w:pPr>
+      <w:r>
+        <w:rPr>
+          <w:lang w:val="en-US"/>
+        </w:rPr>
+        <w:t>&lt;Route</w:t>
+      </w:r>
+      <w:r>
+        <w:rPr>
+          <w:lang w:val="en-US"/>
+        </w:rPr>
+        <w:t xml:space="preserve"> path=”/</w:t>
+      </w:r>
+      <w:r>
+        <w:rPr>
+          <w:highlight w:val="yellow"/>
+          <w:lang w:val="en-US"/>
+        </w:rPr>
+        <w:t>login”</w:t>
+      </w:r>
+      <w:r>
+        <w:rPr>
+          <w:lang w:val="en-US"/>
+        </w:rPr>
+        <w:t xml:space="preserve"> element={&lt;Login/&gt;}&gt;</w:t>
+      </w:r>
+    </w:p>
+    <w:p>
+      <w:pPr>
+        <w:ind w:left="720"/>
+        <w:rPr>
+          <w:lang w:val="en-US"/>
+        </w:rPr>
+      </w:pPr>
+      <w:r>
+        <w:rPr>
+          <w:lang w:val="en-US"/>
+        </w:rPr>
+        <w:t>&lt;Route</w:t>
+      </w:r>
+      <w:r>
+        <w:rPr>
+          <w:lang w:val="en-US"/>
+        </w:rPr>
+        <w:t xml:space="preserve"> path=”/</w:t>
+      </w:r>
+      <w:proofErr w:type="spellStart"/>
+      <w:r>
+        <w:rPr>
+          <w:highlight w:val="yellow"/>
+          <w:lang w:val="en-US"/>
+        </w:rPr>
+        <w:t>aboutUs</w:t>
+      </w:r>
+      <w:proofErr w:type="spellEnd"/>
+      <w:r>
+        <w:rPr>
+          <w:lang w:val="en-US"/>
+        </w:rPr>
+        <w:t>” element={&lt;</w:t>
+      </w:r>
+      <w:proofErr w:type="spellStart"/>
+      <w:r>
+        <w:rPr>
+          <w:lang w:val="en-US"/>
+        </w:rPr>
+        <w:t>AboutUs</w:t>
+      </w:r>
+      <w:proofErr w:type="spellEnd"/>
+      <w:r>
+        <w:rPr>
+          <w:lang w:val="en-US"/>
+        </w:rPr>
+        <w:t>/&gt;}&gt;</w:t>
+      </w:r>
+    </w:p>
+    <w:p>
+      <w:pPr>
+        <w:ind w:left="720"/>
+        <w:rPr>
+          <w:lang w:val="en-US"/>
+        </w:rPr>
+      </w:pPr>
+      <w:r>
+        <w:rPr>
+          <w:lang w:val="en-US"/>
+        </w:rPr>
+        <w:t>&lt;Route</w:t>
+      </w:r>
+      <w:r>
+        <w:rPr>
+          <w:lang w:val="en-US"/>
+        </w:rPr>
+        <w:t xml:space="preserve"> path=”</w:t>
+      </w:r>
+      <w:r>
+        <w:rPr>
+          <w:highlight w:val="yellow"/>
+          <w:lang w:val="en-US"/>
+        </w:rPr>
+        <w:t>/</w:t>
+      </w:r>
+      <w:proofErr w:type="spellStart"/>
+      <w:r>
+        <w:rPr>
+          <w:highlight w:val="yellow"/>
+          <w:lang w:val="en-US"/>
+        </w:rPr>
+        <w:t>contactUs</w:t>
+      </w:r>
+      <w:proofErr w:type="spellEnd"/>
+      <w:r>
+        <w:rPr>
+          <w:lang w:val="en-US"/>
+        </w:rPr>
+        <w:t>” element={&lt;</w:t>
+      </w:r>
+      <w:proofErr w:type="spellStart"/>
+      <w:r>
+        <w:rPr>
+          <w:lang w:val="en-US"/>
+        </w:rPr>
+        <w:t>ContactUs</w:t>
+      </w:r>
+      <w:proofErr w:type="spellEnd"/>
+      <w:r>
+        <w:rPr>
+          <w:lang w:val="en-US"/>
+        </w:rPr>
+        <w:t>/&gt;}&gt;</w:t>
+      </w:r>
+    </w:p>
+    <w:p>
+      <w:pPr>
+        <w:ind w:left="720"/>
+        <w:rPr>
+          <w:lang w:val="en-US"/>
+        </w:rPr>
+      </w:pPr>
+      <w:r>
+        <w:rPr>
+          <w:highlight w:val="yellow"/>
+          <w:lang w:val="en-US"/>
+        </w:rPr>
+        <w:t>&lt;Route path=”</w:t>
+      </w:r>
+      <w:r>
+        <w:rPr>
+          <w:highlight w:val="yellow"/>
+          <w:lang w:val="en-US"/>
+        </w:rPr>
+        <w:t>/home</w:t>
+      </w:r>
+      <w:r>
+        <w:rPr>
+          <w:highlight w:val="yellow"/>
+          <w:lang w:val="en-US"/>
+        </w:rPr>
+        <w:t>” element={&lt;</w:t>
+      </w:r>
+      <w:r>
+        <w:rPr>
+          <w:highlight w:val="yellow"/>
+          <w:lang w:val="en-US"/>
+        </w:rPr>
+        <w:t>Dashboard</w:t>
+      </w:r>
+      <w:r>
+        <w:rPr>
+          <w:highlight w:val="yellow"/>
+          <w:lang w:val="en-US"/>
+        </w:rPr>
+        <w:t>/&gt;}&gt;</w:t>
+      </w:r>
+    </w:p>
+    <w:p>
+      <w:pPr>
+        <w:ind w:firstLine="360"/>
+        <w:rPr>
+          <w:lang w:val="en-US"/>
+        </w:rPr>
+      </w:pPr>
+      <w:r>
+        <w:rPr>
+          <w:highlight w:val="yellow"/>
+          <w:lang w:val="en-US"/>
+        </w:rPr>
+        <w:t>&lt;Routes&gt;</w:t>
+      </w:r>
+    </w:p>
+    <w:p>
+      <w:pPr>
+        <w:pStyle w:val="ListParagraph"/>
+        <w:numPr>
+          <w:ilvl w:val="0"/>
+          <w:numId w:val="15"/>
+        </w:numPr>
+        <w:rPr>
+          <w:lang w:val="en-US"/>
+        </w:rPr>
+      </w:pPr>
+      <w:proofErr w:type="gramStart"/>
+      <w:r>
+        <w:rPr>
+          <w:lang w:val="en-US"/>
+        </w:rPr>
+        <w:t>Link :</w:t>
+      </w:r>
+      <w:proofErr w:type="gramEnd"/>
+      <w:r>
+        <w:rPr>
+          <w:lang w:val="en-US"/>
+        </w:rPr>
+        <w:t xml:space="preserve"> Link tag or API which </w:t>
+      </w:r>
+      <w:proofErr w:type="gramStart"/>
+      <w:r>
+        <w:rPr>
+          <w:lang w:val="en-US"/>
+        </w:rPr>
+        <w:t>help</w:t>
+      </w:r>
+      <w:proofErr w:type="gramEnd"/>
+      <w:r>
+        <w:rPr>
+          <w:lang w:val="en-US"/>
+        </w:rPr>
+        <w:t xml:space="preserve"> to create hyper link. Which </w:t>
+      </w:r>
+      <w:proofErr w:type="gramStart"/>
+      <w:r>
+        <w:rPr>
+          <w:lang w:val="en-US"/>
+        </w:rPr>
+        <w:t>help</w:t>
+      </w:r>
+      <w:proofErr w:type="gramEnd"/>
+      <w:r>
+        <w:rPr>
+          <w:lang w:val="en-US"/>
+        </w:rPr>
+        <w:t xml:space="preserve"> </w:t>
+      </w:r>
+      <w:proofErr w:type="gramStart"/>
+      <w:r>
+        <w:rPr>
+          <w:lang w:val="en-US"/>
+        </w:rPr>
+        <w:t>of load</w:t>
+      </w:r>
+      <w:proofErr w:type="gramEnd"/>
+      <w:r>
+        <w:rPr>
+          <w:lang w:val="en-US"/>
+        </w:rPr>
+        <w:t xml:space="preserve"> particular component JSX code without loading whole page. </w:t>
+      </w:r>
+    </w:p>
+    <w:p>
+      <w:pPr>
+        <w:pStyle w:val="ListParagraph"/>
+        <w:rPr>
+          <w:lang w:val="en-US"/>
+        </w:rPr>
+      </w:pPr>
+      <w:r>
+        <w:rPr>
+          <w:lang w:val="en-US"/>
+        </w:rPr>
+        <w:t>&lt;Link to=”</w:t>
+      </w:r>
+      <w:r>
+        <w:rPr>
+          <w:highlight w:val="yellow"/>
+          <w:lang w:val="en-US"/>
+        </w:rPr>
+        <w:t>login</w:t>
+      </w:r>
+      <w:r>
+        <w:rPr>
+          <w:lang w:val="en-US"/>
+        </w:rPr>
+        <w:t>”&gt;Login&lt;/Link&gt;</w:t>
+      </w:r>
+      <w:r>
+        <w:rPr>
+          <w:lang w:val="en-US"/>
+        </w:rPr>
+        <w:tab/>
+      </w:r>
+    </w:p>
+    <w:p>
+      <w:pPr>
+        <w:pStyle w:val="ListParagraph"/>
+        <w:rPr>
+          <w:lang w:val="en-US"/>
+        </w:rPr>
+      </w:pPr>
+      <w:r>
+        <w:rPr>
+          <w:lang w:val="en-US"/>
+        </w:rPr>
+        <w:t>&lt;Link to</w:t>
+      </w:r>
+      <w:proofErr w:type="gramStart"/>
+      <w:r>
+        <w:rPr>
+          <w:lang w:val="en-US"/>
+        </w:rPr>
+        <w:t>=”</w:t>
+      </w:r>
+      <w:proofErr w:type="spellStart"/>
+      <w:r>
+        <w:rPr>
+          <w:highlight w:val="yellow"/>
+          <w:lang w:val="en-US"/>
+        </w:rPr>
+        <w:t>aboutUs</w:t>
+      </w:r>
+      <w:proofErr w:type="spellEnd"/>
+      <w:proofErr w:type="gramEnd"/>
+      <w:r>
+        <w:rPr>
+          <w:lang w:val="en-US"/>
+        </w:rPr>
+        <w:t>”&gt;Login&lt;/Link&gt;</w:t>
+      </w:r>
+    </w:p>
+    <w:p>
+      <w:pPr>
+        <w:pStyle w:val="ListParagraph"/>
+        <w:rPr>
+          <w:lang w:val="en-US"/>
+        </w:rPr>
+      </w:pPr>
+      <w:r>
+        <w:rPr>
+          <w:lang w:val="en-US"/>
+        </w:rPr>
+        <w:t>&lt;Link to</w:t>
+      </w:r>
+      <w:proofErr w:type="gramStart"/>
+      <w:r>
+        <w:rPr>
+          <w:lang w:val="en-US"/>
+        </w:rPr>
+        <w:t>=”</w:t>
+      </w:r>
+      <w:proofErr w:type="spellStart"/>
+      <w:r>
+        <w:rPr>
+          <w:highlight w:val="yellow"/>
+          <w:lang w:val="en-US"/>
+        </w:rPr>
+        <w:t>contactUs</w:t>
+      </w:r>
+      <w:proofErr w:type="spellEnd"/>
+      <w:proofErr w:type="gramEnd"/>
+      <w:r>
+        <w:rPr>
+          <w:lang w:val="en-US"/>
+        </w:rPr>
+        <w:t>”&gt;Login&lt;/Link&gt;</w:t>
+      </w:r>
+    </w:p>
+    <w:p>
+      <w:pPr>
+        <w:pStyle w:val="ListParagraph"/>
+        <w:numPr>
+          <w:ilvl w:val="0"/>
+          <w:numId w:val="15"/>
+        </w:numPr>
+        <w:rPr>
+          <w:lang w:val="en-US"/>
+        </w:rPr>
+      </w:pPr>
+      <w:proofErr w:type="spellStart"/>
+      <w:proofErr w:type="gramStart"/>
+      <w:r>
+        <w:rPr>
+          <w:lang w:val="en-US"/>
+        </w:rPr>
+        <w:lastRenderedPageBreak/>
+        <w:t>BrowserRouter</w:t>
+      </w:r>
+      <w:proofErr w:type="spellEnd"/>
+      <w:r>
+        <w:rPr>
+          <w:lang w:val="en-US"/>
+        </w:rPr>
+        <w:t xml:space="preserve"> :</w:t>
+      </w:r>
+      <w:proofErr w:type="gramEnd"/>
+      <w:r>
+        <w:rPr>
+          <w:lang w:val="en-US"/>
+        </w:rPr>
+        <w:t xml:space="preserve"> </w:t>
+      </w:r>
+      <w:proofErr w:type="gramStart"/>
+      <w:r>
+        <w:rPr>
+          <w:lang w:val="en-US"/>
+        </w:rPr>
+        <w:t>Pre defined</w:t>
+      </w:r>
+      <w:proofErr w:type="gramEnd"/>
+      <w:r>
+        <w:rPr>
+          <w:lang w:val="en-US"/>
+        </w:rPr>
+        <w:t xml:space="preserve"> component which </w:t>
+      </w:r>
+      <w:proofErr w:type="gramStart"/>
+      <w:r>
+        <w:rPr>
+          <w:lang w:val="en-US"/>
+        </w:rPr>
+        <w:t>help</w:t>
+      </w:r>
+      <w:proofErr w:type="gramEnd"/>
+      <w:r>
+        <w:rPr>
+          <w:lang w:val="en-US"/>
+        </w:rPr>
+        <w:t xml:space="preserve"> to enable Routing features. This component we need to wrap for parent component </w:t>
+      </w:r>
+      <w:proofErr w:type="spellStart"/>
+      <w:r>
+        <w:rPr>
+          <w:lang w:val="en-US"/>
+        </w:rPr>
+        <w:t>ie</w:t>
+      </w:r>
+      <w:proofErr w:type="spellEnd"/>
+      <w:r>
+        <w:rPr>
+          <w:lang w:val="en-US"/>
+        </w:rPr>
+        <w:t xml:space="preserve"> </w:t>
+      </w:r>
+      <w:r>
+        <w:rPr>
+          <w:highlight w:val="yellow"/>
+          <w:lang w:val="en-US"/>
+        </w:rPr>
+        <w:t>App</w:t>
+      </w:r>
+      <w:r>
+        <w:rPr>
+          <w:lang w:val="en-US"/>
+        </w:rPr>
+        <w:t>.</w:t>
+      </w:r>
+    </w:p>
+    <w:p>
+      <w:pPr>
+        <w:pStyle w:val="ListParagraph"/>
+        <w:numPr>
+          <w:ilvl w:val="0"/>
+          <w:numId w:val="15"/>
+        </w:numPr>
+        <w:rPr>
+          <w:lang w:val="en-US"/>
+        </w:rPr>
+      </w:pPr>
+      <w:proofErr w:type="spellStart"/>
+      <w:proofErr w:type="gramStart"/>
+      <w:r>
+        <w:rPr>
+          <w:lang w:val="en-US"/>
+        </w:rPr>
+        <w:t>useNavigate</w:t>
+      </w:r>
+      <w:proofErr w:type="spellEnd"/>
+      <w:r>
+        <w:rPr>
+          <w:lang w:val="en-US"/>
+        </w:rPr>
+        <w:t>(</w:t>
+      </w:r>
+      <w:proofErr w:type="gramEnd"/>
+      <w:r>
+        <w:rPr>
+          <w:lang w:val="en-US"/>
+        </w:rPr>
+        <w:t xml:space="preserve">): it is a hook which </w:t>
+      </w:r>
+      <w:proofErr w:type="gramStart"/>
+      <w:r>
+        <w:rPr>
+          <w:lang w:val="en-US"/>
+        </w:rPr>
+        <w:t>help</w:t>
+      </w:r>
+      <w:proofErr w:type="gramEnd"/>
+      <w:r>
+        <w:rPr>
+          <w:lang w:val="en-US"/>
+        </w:rPr>
+        <w:t xml:space="preserve"> achieve </w:t>
+      </w:r>
+      <w:proofErr w:type="gramStart"/>
+      <w:r>
+        <w:rPr>
+          <w:lang w:val="en-US"/>
+        </w:rPr>
+        <w:t>routing with</w:t>
+      </w:r>
+      <w:proofErr w:type="gramEnd"/>
+      <w:r>
+        <w:rPr>
+          <w:lang w:val="en-US"/>
+        </w:rPr>
+        <w:t xml:space="preserve"> programmatically. </w:t>
+      </w:r>
+    </w:p>
+    <w:p>
+      <w:pPr>
+        <w:pStyle w:val="ListParagraph"/>
+        <w:rPr>
+          <w:lang w:val="en-US"/>
+        </w:rPr>
+      </w:pPr>
+    </w:p>
+    <w:p>
+      <w:pPr>
+        <w:pStyle w:val="ListParagraph"/>
+        <w:rPr>
+          <w:lang w:val="en-US"/>
+        </w:rPr>
+      </w:pPr>
+      <w:r>
+        <w:rPr>
+          <w:lang w:val="en-US"/>
+        </w:rPr>
+        <w:t xml:space="preserve">const navigate = </w:t>
+      </w:r>
+      <w:proofErr w:type="spellStart"/>
+      <w:proofErr w:type="gramStart"/>
+      <w:r>
+        <w:rPr>
+          <w:lang w:val="en-US"/>
+        </w:rPr>
+        <w:t>useNavigate</w:t>
+      </w:r>
+      <w:proofErr w:type="spellEnd"/>
+      <w:r>
+        <w:rPr>
+          <w:lang w:val="en-US"/>
+        </w:rPr>
+        <w:t>();</w:t>
+      </w:r>
+      <w:proofErr w:type="gramEnd"/>
+    </w:p>
+    <w:p>
+      <w:pPr>
+        <w:pStyle w:val="ListParagraph"/>
+        <w:rPr>
+          <w:lang w:val="en-US"/>
+        </w:rPr>
+      </w:pPr>
+    </w:p>
+    <w:p>
+      <w:pPr>
+        <w:pStyle w:val="ListParagraph"/>
+        <w:rPr>
+          <w:lang w:val="en-US"/>
+        </w:rPr>
+      </w:pPr>
+      <w:r>
+        <w:rPr>
+          <w:highlight w:val="yellow"/>
+          <w:lang w:val="en-US"/>
+        </w:rPr>
+        <w:t>navigate(“/home”</w:t>
+      </w:r>
+      <w:proofErr w:type="gramStart"/>
+      <w:r>
+        <w:rPr>
+          <w:highlight w:val="yellow"/>
+          <w:lang w:val="en-US"/>
+        </w:rPr>
+        <w:t>);</w:t>
+      </w:r>
+      <w:proofErr w:type="gramEnd"/>
+    </w:p>
+    <w:p>
+      <w:pPr>
+        <w:pStyle w:val="ListParagraph"/>
         <w:rPr>
           <w:lang w:val="en-US"/>
         </w:rPr>
@@ -626,6 +2794,95 @@
     </w:lvl>
   </w:abstractNum>
   <w:abstractNum w:abstractNumId="5" w15:restartNumberingAfterBreak="0">
+    <w:nsid w:val="4D685BDA"/>
+    <w:multiLevelType w:val="hybridMultilevel"/>
+    <w:tmpl w:val="71C2845E"/>
+    <w:lvl w:ilvl="0" w:tplc="4009000F">
+      <w:start w:val="1"/>
+      <w:numFmt w:val="decimal"/>
+      <w:lvlText w:val="%1."/>
+      <w:lvlJc w:val="left"/>
+      <w:pPr>
+        <w:ind w:left="720" w:hanging="360"/>
+      </w:pPr>
+      <w:rPr>
+        <w:rFonts w:hint="default"/>
+      </w:rPr>
+    </w:lvl>
+    <w:lvl w:ilvl="1" w:tplc="40090019" w:tentative="1">
+      <w:start w:val="1"/>
+      <w:numFmt w:val="lowerLetter"/>
+      <w:lvlText w:val="%2."/>
+      <w:lvlJc w:val="left"/>
+      <w:pPr>
+        <w:ind w:left="1440" w:hanging="360"/>
+      </w:pPr>
+    </w:lvl>
+    <w:lvl w:ilvl="2" w:tplc="4009001B" w:tentative="1">
+      <w:start w:val="1"/>
+      <w:numFmt w:val="lowerRoman"/>
+      <w:lvlText w:val="%3."/>
+      <w:lvlJc w:val="right"/>
+      <w:pPr>
+        <w:ind w:left="2160" w:hanging="180"/>
+      </w:pPr>
+    </w:lvl>
+    <w:lvl w:ilvl="3" w:tplc="4009000F" w:tentative="1">
+      <w:start w:val="1"/>
+      <w:numFmt w:val="decimal"/>
+      <w:lvlText w:val="%4."/>
+      <w:lvlJc w:val="left"/>
+      <w:pPr>
+        <w:ind w:left="2880" w:hanging="360"/>
+      </w:pPr>
+    </w:lvl>
+    <w:lvl w:ilvl="4" w:tplc="40090019" w:tentative="1">
+      <w:start w:val="1"/>
+      <w:numFmt w:val="lowerLetter"/>
+      <w:lvlText w:val="%5."/>
+      <w:lvlJc w:val="left"/>
+      <w:pPr>
+        <w:ind w:left="3600" w:hanging="360"/>
+      </w:pPr>
+    </w:lvl>
+    <w:lvl w:ilvl="5" w:tplc="4009001B" w:tentative="1">
+      <w:start w:val="1"/>
+      <w:numFmt w:val="lowerRoman"/>
+      <w:lvlText w:val="%6."/>
+      <w:lvlJc w:val="right"/>
+      <w:pPr>
+        <w:ind w:left="4320" w:hanging="180"/>
+      </w:pPr>
+    </w:lvl>
+    <w:lvl w:ilvl="6" w:tplc="4009000F" w:tentative="1">
+      <w:start w:val="1"/>
+      <w:numFmt w:val="decimal"/>
+      <w:lvlText w:val="%7."/>
+      <w:lvlJc w:val="left"/>
+      <w:pPr>
+        <w:ind w:left="5040" w:hanging="360"/>
+      </w:pPr>
+    </w:lvl>
+    <w:lvl w:ilvl="7" w:tplc="40090019" w:tentative="1">
+      <w:start w:val="1"/>
+      <w:numFmt w:val="lowerLetter"/>
+      <w:lvlText w:val="%8."/>
+      <w:lvlJc w:val="left"/>
+      <w:pPr>
+        <w:ind w:left="5760" w:hanging="360"/>
+      </w:pPr>
+    </w:lvl>
+    <w:lvl w:ilvl="8" w:tplc="4009001B" w:tentative="1">
+      <w:start w:val="1"/>
+      <w:numFmt w:val="lowerRoman"/>
+      <w:lvlText w:val="%9."/>
+      <w:lvlJc w:val="right"/>
+      <w:pPr>
+        <w:ind w:left="6480" w:hanging="180"/>
+      </w:pPr>
+    </w:lvl>
+  </w:abstractNum>
+  <w:abstractNum w:abstractNumId="6" w15:restartNumberingAfterBreak="0">
     <w:nsid w:val="4DD70548"/>
     <w:multiLevelType w:val="hybridMultilevel"/>
     <w:tmpl w:val="4536A576"/>
@@ -714,7 +2971,7 @@
       </w:pPr>
     </w:lvl>
   </w:abstractNum>
-  <w:abstractNum w:abstractNumId="6" w15:restartNumberingAfterBreak="0">
+  <w:abstractNum w:abstractNumId="7" w15:restartNumberingAfterBreak="0">
     <w:nsid w:val="52CC1170"/>
     <w:multiLevelType w:val="hybridMultilevel"/>
     <w:tmpl w:val="2FB6B1A4"/>
@@ -803,7 +3060,7 @@
       </w:pPr>
     </w:lvl>
   </w:abstractNum>
-  <w:abstractNum w:abstractNumId="7" w15:restartNumberingAfterBreak="0">
+  <w:abstractNum w:abstractNumId="8" w15:restartNumberingAfterBreak="0">
     <w:nsid w:val="566E7F66"/>
     <w:multiLevelType w:val="hybridMultilevel"/>
     <w:tmpl w:val="40E4C6D4"/>
@@ -892,7 +3149,96 @@
       </w:pPr>
     </w:lvl>
   </w:abstractNum>
-  <w:abstractNum w:abstractNumId="8" w15:restartNumberingAfterBreak="0">
+  <w:abstractNum w:abstractNumId="9" w15:restartNumberingAfterBreak="0">
+    <w:nsid w:val="5FB2011C"/>
+    <w:multiLevelType w:val="hybridMultilevel"/>
+    <w:tmpl w:val="395AA738"/>
+    <w:lvl w:ilvl="0" w:tplc="4009000F">
+      <w:start w:val="1"/>
+      <w:numFmt w:val="decimal"/>
+      <w:lvlText w:val="%1."/>
+      <w:lvlJc w:val="left"/>
+      <w:pPr>
+        <w:ind w:left="720" w:hanging="360"/>
+      </w:pPr>
+      <w:rPr>
+        <w:rFonts w:hint="default"/>
+      </w:rPr>
+    </w:lvl>
+    <w:lvl w:ilvl="1" w:tplc="40090019" w:tentative="1">
+      <w:start w:val="1"/>
+      <w:numFmt w:val="lowerLetter"/>
+      <w:lvlText w:val="%2."/>
+      <w:lvlJc w:val="left"/>
+      <w:pPr>
+        <w:ind w:left="1440" w:hanging="360"/>
+      </w:pPr>
+    </w:lvl>
+    <w:lvl w:ilvl="2" w:tplc="4009001B" w:tentative="1">
+      <w:start w:val="1"/>
+      <w:numFmt w:val="lowerRoman"/>
+      <w:lvlText w:val="%3."/>
+      <w:lvlJc w:val="right"/>
+      <w:pPr>
+        <w:ind w:left="2160" w:hanging="180"/>
+      </w:pPr>
+    </w:lvl>
+    <w:lvl w:ilvl="3" w:tplc="4009000F" w:tentative="1">
+      <w:start w:val="1"/>
+      <w:numFmt w:val="decimal"/>
+      <w:lvlText w:val="%4."/>
+      <w:lvlJc w:val="left"/>
+      <w:pPr>
+        <w:ind w:left="2880" w:hanging="360"/>
+      </w:pPr>
+    </w:lvl>
+    <w:lvl w:ilvl="4" w:tplc="40090019" w:tentative="1">
+      <w:start w:val="1"/>
+      <w:numFmt w:val="lowerLetter"/>
+      <w:lvlText w:val="%5."/>
+      <w:lvlJc w:val="left"/>
+      <w:pPr>
+        <w:ind w:left="3600" w:hanging="360"/>
+      </w:pPr>
+    </w:lvl>
+    <w:lvl w:ilvl="5" w:tplc="4009001B" w:tentative="1">
+      <w:start w:val="1"/>
+      <w:numFmt w:val="lowerRoman"/>
+      <w:lvlText w:val="%6."/>
+      <w:lvlJc w:val="right"/>
+      <w:pPr>
+        <w:ind w:left="4320" w:hanging="180"/>
+      </w:pPr>
+    </w:lvl>
+    <w:lvl w:ilvl="6" w:tplc="4009000F" w:tentative="1">
+      <w:start w:val="1"/>
+      <w:numFmt w:val="decimal"/>
+      <w:lvlText w:val="%7."/>
+      <w:lvlJc w:val="left"/>
+      <w:pPr>
+        <w:ind w:left="5040" w:hanging="360"/>
+      </w:pPr>
+    </w:lvl>
+    <w:lvl w:ilvl="7" w:tplc="40090019" w:tentative="1">
+      <w:start w:val="1"/>
+      <w:numFmt w:val="lowerLetter"/>
+      <w:lvlText w:val="%8."/>
+      <w:lvlJc w:val="left"/>
+      <w:pPr>
+        <w:ind w:left="5760" w:hanging="360"/>
+      </w:pPr>
+    </w:lvl>
+    <w:lvl w:ilvl="8" w:tplc="4009001B" w:tentative="1">
+      <w:start w:val="1"/>
+      <w:numFmt w:val="lowerRoman"/>
+      <w:lvlText w:val="%9."/>
+      <w:lvlJc w:val="right"/>
+      <w:pPr>
+        <w:ind w:left="6480" w:hanging="180"/>
+      </w:pPr>
+    </w:lvl>
+  </w:abstractNum>
+  <w:abstractNum w:abstractNumId="10" w15:restartNumberingAfterBreak="0">
     <w:nsid w:val="5FC70DBF"/>
     <w:multiLevelType w:val="hybridMultilevel"/>
     <w:tmpl w:val="FC06358E"/>
@@ -981,7 +3327,7 @@
       </w:pPr>
     </w:lvl>
   </w:abstractNum>
-  <w:abstractNum w:abstractNumId="9" w15:restartNumberingAfterBreak="0">
+  <w:abstractNum w:abstractNumId="11" w15:restartNumberingAfterBreak="0">
     <w:nsid w:val="68695C28"/>
     <w:multiLevelType w:val="hybridMultilevel"/>
     <w:tmpl w:val="49A008B8"/>
@@ -1094,7 +3440,7 @@
       </w:rPr>
     </w:lvl>
   </w:abstractNum>
-  <w:abstractNum w:abstractNumId="10" w15:restartNumberingAfterBreak="0">
+  <w:abstractNum w:abstractNumId="12" w15:restartNumberingAfterBreak="0">
     <w:nsid w:val="6E5B61B5"/>
     <w:multiLevelType w:val="hybridMultilevel"/>
     <w:tmpl w:val="D3C6ED02"/>
@@ -1183,7 +3529,7 @@
       </w:pPr>
     </w:lvl>
   </w:abstractNum>
-  <w:abstractNum w:abstractNumId="11" w15:restartNumberingAfterBreak="0">
+  <w:abstractNum w:abstractNumId="13" w15:restartNumberingAfterBreak="0">
     <w:nsid w:val="6EDB1E5C"/>
     <w:multiLevelType w:val="hybridMultilevel"/>
     <w:tmpl w:val="03DED4E0"/>
@@ -1272,7 +3618,7 @@
       </w:pPr>
     </w:lvl>
   </w:abstractNum>
-  <w:abstractNum w:abstractNumId="12" w15:restartNumberingAfterBreak="0">
+  <w:abstractNum w:abstractNumId="14" w15:restartNumberingAfterBreak="0">
     <w:nsid w:val="71EA796B"/>
     <w:multiLevelType w:val="hybridMultilevel"/>
     <w:tmpl w:val="AE64CEC6"/>
@@ -1361,7 +3707,7 @@
       </w:pPr>
     </w:lvl>
   </w:abstractNum>
-  <w:abstractNum w:abstractNumId="13" w15:restartNumberingAfterBreak="0">
+  <w:abstractNum w:abstractNumId="15" w15:restartNumberingAfterBreak="0">
     <w:nsid w:val="72B55A01"/>
     <w:multiLevelType w:val="hybridMultilevel"/>
     <w:tmpl w:val="A0AED42E"/>
@@ -1454,7 +3800,7 @@
     <w:abstractNumId w:val="3"/>
   </w:num>
   <w:num w:numId="2" w16cid:durableId="1177380636">
-    <w:abstractNumId w:val="9"/>
+    <w:abstractNumId w:val="11"/>
   </w:num>
   <w:num w:numId="3" w16cid:durableId="1826503927">
     <w:abstractNumId w:val="4"/>
@@ -1463,34 +3809,40 @@
     <w:abstractNumId w:val="1"/>
   </w:num>
   <w:num w:numId="5" w16cid:durableId="798959201">
-    <w:abstractNumId w:val="7"/>
+    <w:abstractNumId w:val="8"/>
   </w:num>
   <w:num w:numId="6" w16cid:durableId="1971091592">
-    <w:abstractNumId w:val="12"/>
+    <w:abstractNumId w:val="14"/>
   </w:num>
   <w:num w:numId="7" w16cid:durableId="1719546661">
     <w:abstractNumId w:val="2"/>
   </w:num>
   <w:num w:numId="8" w16cid:durableId="2018730643">
-    <w:abstractNumId w:val="8"/>
+    <w:abstractNumId w:val="10"/>
   </w:num>
   <w:num w:numId="9" w16cid:durableId="533077256">
-    <w:abstractNumId w:val="11"/>
+    <w:abstractNumId w:val="13"/>
   </w:num>
   <w:num w:numId="10" w16cid:durableId="535167022">
-    <w:abstractNumId w:val="5"/>
+    <w:abstractNumId w:val="6"/>
   </w:num>
   <w:num w:numId="11" w16cid:durableId="209073830">
-    <w:abstractNumId w:val="6"/>
+    <w:abstractNumId w:val="7"/>
   </w:num>
   <w:num w:numId="12" w16cid:durableId="1137916360">
-    <w:abstractNumId w:val="10"/>
+    <w:abstractNumId w:val="12"/>
   </w:num>
   <w:num w:numId="13" w16cid:durableId="854996511">
-    <w:abstractNumId w:val="13"/>
+    <w:abstractNumId w:val="15"/>
   </w:num>
   <w:num w:numId="14" w16cid:durableId="2074889392">
     <w:abstractNumId w:val="0"/>
+  </w:num>
+  <w:num w:numId="15" w16cid:durableId="1569612269">
+    <w:abstractNumId w:val="9"/>
+  </w:num>
+  <w:num w:numId="16" w16cid:durableId="5179416">
+    <w:abstractNumId w:val="5"/>
   </w:num>
 </w:numbering>
 </file>
